--- a/docs/EXPLAINED.docx
+++ b/docs/EXPLAINED.docx
@@ -1280,20 +1280,20 @@
     <w:p>
       <w:pPr>
         <w:spacing w:after="0" w:before="0"/>
-        <w:ind w:left="360"/>
+        <w:ind w:left="317"/>
       </w:pPr>
       <w:r>
         <w:rPr>
           <w:rFonts w:ascii="Menlo" w:hAnsi="Menlo"/>
           <w:color w:val="444C57"/>
-          <w:sz w:val="18"/>
+          <w:sz w:val="17"/>
         </w:rPr>
         <w:t>Category  →  Course  →  Module  →  Lesson</w:t>
       </w:r>
     </w:p>
     <w:p>
       <w:pPr>
-        <w:spacing w:after="80"/>
+        <w:spacing w:after="120"/>
       </w:pPr>
     </w:p>
     <w:p>
@@ -2234,9 +2234,13 @@
     </w:p>
     <w:p>
       <w:pPr>
-        <w:pStyle w:val="ListNumber"/>
         <w:spacing w:after="60" w:before="0"/>
-      </w:pPr>
+        <w:ind w:left="720" w:hanging="403"/>
+      </w:pPr>
+      <w:r>
+        <w:t>1.</w:t>
+        <w:tab/>
+      </w:r>
       <w:r>
         <w:rPr>
           <w:b/>
@@ -2249,9 +2253,13 @@
     </w:p>
     <w:p>
       <w:pPr>
-        <w:pStyle w:val="ListNumber"/>
         <w:spacing w:after="60" w:before="0"/>
-      </w:pPr>
+        <w:ind w:left="720" w:hanging="403"/>
+      </w:pPr>
+      <w:r>
+        <w:t>2.</w:t>
+        <w:tab/>
+      </w:r>
       <w:r>
         <w:rPr>
           <w:b/>
@@ -2264,9 +2272,13 @@
     </w:p>
     <w:p>
       <w:pPr>
-        <w:pStyle w:val="ListNumber"/>
         <w:spacing w:after="60" w:before="0"/>
-      </w:pPr>
+        <w:ind w:left="720" w:hanging="403"/>
+      </w:pPr>
+      <w:r>
+        <w:t>3.</w:t>
+        <w:tab/>
+      </w:r>
       <w:r>
         <w:rPr>
           <w:b/>
@@ -2279,9 +2291,13 @@
     </w:p>
     <w:p>
       <w:pPr>
-        <w:pStyle w:val="ListNumber"/>
         <w:spacing w:after="60" w:before="0"/>
-      </w:pPr>
+        <w:ind w:left="720" w:hanging="403"/>
+      </w:pPr>
+      <w:r>
+        <w:t>4.</w:t>
+        <w:tab/>
+      </w:r>
       <w:r>
         <w:rPr>
           <w:b/>
@@ -2294,9 +2310,13 @@
     </w:p>
     <w:p>
       <w:pPr>
-        <w:pStyle w:val="ListNumber"/>
         <w:spacing w:after="60" w:before="0"/>
-      </w:pPr>
+        <w:ind w:left="720" w:hanging="403"/>
+      </w:pPr>
+      <w:r>
+        <w:t>5.</w:t>
+        <w:tab/>
+      </w:r>
       <w:r>
         <w:rPr>
           <w:b/>
@@ -2312,9 +2332,13 @@
     </w:p>
     <w:p>
       <w:pPr>
-        <w:pStyle w:val="ListNumber"/>
         <w:spacing w:after="60" w:before="0"/>
-      </w:pPr>
+        <w:ind w:left="720" w:hanging="403"/>
+      </w:pPr>
+      <w:r>
+        <w:t>6.</w:t>
+        <w:tab/>
+      </w:r>
       <w:r>
         <w:rPr>
           <w:b/>
@@ -2327,9 +2351,13 @@
     </w:p>
     <w:p>
       <w:pPr>
-        <w:pStyle w:val="ListNumber"/>
         <w:spacing w:after="60" w:before="0"/>
-      </w:pPr>
+        <w:ind w:left="720" w:hanging="403"/>
+      </w:pPr>
+      <w:r>
+        <w:t>7.</w:t>
+        <w:tab/>
+      </w:r>
       <w:r>
         <w:rPr>
           <w:b/>
@@ -2345,9 +2373,13 @@
     </w:p>
     <w:p>
       <w:pPr>
-        <w:pStyle w:val="ListNumber"/>
         <w:spacing w:after="60" w:before="0"/>
-      </w:pPr>
+        <w:ind w:left="720" w:hanging="403"/>
+      </w:pPr>
+      <w:r>
+        <w:t>8.</w:t>
+        <w:tab/>
+      </w:r>
       <w:r>
         <w:rPr>
           <w:b/>
@@ -2360,9 +2392,13 @@
     </w:p>
     <w:p>
       <w:pPr>
-        <w:pStyle w:val="ListNumber"/>
         <w:spacing w:after="60" w:before="0"/>
-      </w:pPr>
+        <w:ind w:left="720" w:hanging="403"/>
+      </w:pPr>
+      <w:r>
+        <w:t>9.</w:t>
+        <w:tab/>
+      </w:r>
       <w:r>
         <w:rPr>
           <w:b/>
@@ -2395,7 +2431,2590 @@
         <w:rPr>
           <w:color w:val="1F3A8A"/>
         </w:rPr>
-        <w:t>7. Three things that make it trustworthy</w:t>
+        <w:t>7. How a certificate is made and checked</w:t>
+      </w:r>
+    </w:p>
+    <w:p>
+      <w:pPr>
+        <w:spacing w:after="160" w:before="0"/>
+      </w:pPr>
+      <w:r>
+        <w:t>This is the feature with the most moving parts, so it is worth explaining twice: first in plain words, then with the actual code.</w:t>
+      </w:r>
+    </w:p>
+    <w:p>
+      <w:pPr>
+        <w:pStyle w:val="Heading2"/>
+        <w:spacing w:before="240" w:after="80"/>
+      </w:pPr>
+      <w:r>
+        <w:rPr>
+          <w:color w:val="1F3A8A"/>
+        </w:rPr>
+        <w:t>Part A — In plain words</w:t>
+      </w:r>
+    </w:p>
+    <w:p>
+      <w:pPr>
+        <w:spacing w:after="160" w:before="0"/>
+      </w:pPr>
+      <w:r>
+        <w:rPr>
+          <w:b/>
+        </w:rPr>
+        <w:t>When you get one.</w:t>
+      </w:r>
+      <w:r>
+        <w:t xml:space="preserve"> Only after </w:t>
+      </w:r>
+      <w:r>
+        <w:rPr>
+          <w:b/>
+        </w:rPr>
+        <w:t>two</w:t>
+      </w:r>
+      <w:r>
+        <w:t xml:space="preserve"> separate things happen:</w:t>
+      </w:r>
+    </w:p>
+    <w:p>
+      <w:pPr>
+        <w:spacing w:after="60" w:before="0"/>
+        <w:ind w:left="720" w:hanging="403"/>
+      </w:pPr>
+      <w:r>
+        <w:t>1.</w:t>
+        <w:tab/>
+        <w:t xml:space="preserve">You finish </w:t>
+      </w:r>
+      <w:r>
+        <w:rPr>
+          <w:b/>
+        </w:rPr>
+        <w:t>every lesson</w:t>
+      </w:r>
+      <w:r>
+        <w:t xml:space="preserve"> in the course</w:t>
+      </w:r>
+    </w:p>
+    <w:p>
+      <w:pPr>
+        <w:spacing w:after="60" w:before="0"/>
+        <w:ind w:left="720" w:hanging="403"/>
+      </w:pPr>
+      <w:r>
+        <w:t>2.</w:t>
+        <w:tab/>
+        <w:t xml:space="preserve">You </w:t>
+      </w:r>
+      <w:r>
+        <w:rPr>
+          <w:b/>
+        </w:rPr>
+        <w:t>pass the quiz</w:t>
+      </w:r>
+    </w:p>
+    <w:p>
+      <w:pPr>
+        <w:spacing w:after="80"/>
+      </w:pPr>
+    </w:p>
+    <w:p>
+      <w:pPr>
+        <w:spacing w:after="160" w:before="0"/>
+      </w:pPr>
+      <w:r>
+        <w:t>Both are required. Pass the quiz but skip a lesson and you get a message telling you to finish the lessons. Finish the lessons but fail the quiz and nothing happens. The rule exists so nobody gets a certificate just for turning up.</w:t>
+      </w:r>
+    </w:p>
+    <w:p>
+      <w:pPr>
+        <w:spacing w:after="160" w:before="0"/>
+      </w:pPr>
+      <w:r>
+        <w:rPr>
+          <w:b/>
+        </w:rPr>
+        <w:t>It is automatic.</w:t>
+      </w:r>
+      <w:r>
+        <w:t xml:space="preserve"> You do not apply for anything. The moment the second condition is met, the certificate is made and waiting for you.</w:t>
+      </w:r>
+    </w:p>
+    <w:p>
+      <w:pPr>
+        <w:spacing w:after="160" w:before="0"/>
+      </w:pPr>
+      <w:r>
+        <w:rPr>
+          <w:b/>
+        </w:rPr>
+        <w:t>Each one has a random number.</w:t>
+      </w:r>
+      <w:r>
+        <w:t xml:space="preserve"> Like a serial number on an engine, but random rather than sequential:</w:t>
+      </w:r>
+    </w:p>
+    <w:p>
+      <w:pPr>
+        <w:spacing w:after="0" w:before="0"/>
+        <w:ind w:left="317"/>
+      </w:pPr>
+      <w:r>
+        <w:rPr>
+          <w:rFonts w:ascii="Menlo" w:hAnsi="Menlo"/>
+          <w:color w:val="444C57"/>
+          <w:sz w:val="17"/>
+        </w:rPr>
+        <w:t>SRMS-CERT-2026-A3F91C2E</w:t>
+      </w:r>
+    </w:p>
+    <w:p>
+      <w:pPr>
+        <w:spacing w:after="120"/>
+      </w:pPr>
+    </w:p>
+    <w:p>
+      <w:pPr>
+        <w:spacing w:after="160" w:before="0"/>
+      </w:pPr>
+      <w:r>
+        <w:t>Because it is random, nobody can work out someone else's number by trying the next one.</w:t>
+      </w:r>
+    </w:p>
+    <w:p>
+      <w:pPr>
+        <w:spacing w:after="160" w:before="0"/>
+      </w:pPr>
+      <w:r>
+        <w:rPr>
+          <w:b/>
+        </w:rPr>
+        <w:t>A QR code is printed on it.</w:t>
+      </w:r>
+      <w:r>
+        <w:t xml:space="preserve"> A QR code is the square pattern a phone camera reads. It contains nothing except one web address with the certificate number in it.</w:t>
+      </w:r>
+    </w:p>
+    <w:p>
+      <w:pPr>
+        <w:spacing w:after="160" w:before="0"/>
+      </w:pPr>
+      <w:r>
+        <w:rPr>
+          <w:b/>
+        </w:rPr>
+        <w:t>How someone checks it:</w:t>
+      </w:r>
+    </w:p>
+    <w:tbl>
+      <w:tblPr>
+        <w:tblStyle w:val="TableGrid"/>
+        <w:tblW w:type="auto" w:w="0"/>
+        <w:jc w:val="center"/>
+        <w:tblLook w:firstColumn="1" w:firstRow="1" w:lastColumn="0" w:lastRow="0" w:noHBand="0" w:noVBand="1" w:val="04A0"/>
+      </w:tblPr>
+      <w:tblGrid>
+        <w:gridCol w:w="4824"/>
+        <w:gridCol w:w="4824"/>
+      </w:tblGrid>
+      <w:tr>
+        <w:tc>
+          <w:tcPr>
+            <w:tcW w:type="dxa" w:w="4824"/>
+            <w:shd w:val="clear" w:fill="E8EDF7"/>
+          </w:tcPr>
+          <w:p>
+            <w:pPr>
+              <w:spacing w:after="20" w:before="20"/>
+            </w:pPr>
+            <w:r/>
+            <w:r>
+              <w:rPr>
+                <w:b/>
+                <w:sz w:val="19"/>
+              </w:rPr>
+              <w:t>Step</w:t>
+            </w:r>
+          </w:p>
+        </w:tc>
+        <w:tc>
+          <w:tcPr>
+            <w:tcW w:type="dxa" w:w="4824"/>
+            <w:shd w:val="clear" w:fill="E8EDF7"/>
+          </w:tcPr>
+          <w:p>
+            <w:pPr>
+              <w:spacing w:after="20" w:before="20"/>
+            </w:pPr>
+            <w:r/>
+            <w:r>
+              <w:rPr>
+                <w:b/>
+                <w:sz w:val="19"/>
+              </w:rPr>
+              <w:t>What happens</w:t>
+            </w:r>
+          </w:p>
+        </w:tc>
+      </w:tr>
+      <w:tr>
+        <w:tc>
+          <w:tcPr>
+            <w:tcW w:type="dxa" w:w="4824"/>
+          </w:tcPr>
+          <w:p>
+            <w:pPr>
+              <w:spacing w:after="20" w:before="20"/>
+            </w:pPr>
+            <w:r/>
+            <w:r>
+              <w:rPr>
+                <w:sz w:val="19"/>
+              </w:rPr>
+              <w:t>1</w:t>
+            </w:r>
+          </w:p>
+        </w:tc>
+        <w:tc>
+          <w:tcPr>
+            <w:tcW w:type="dxa" w:w="4824"/>
+          </w:tcPr>
+          <w:p>
+            <w:pPr>
+              <w:spacing w:after="20" w:before="20"/>
+            </w:pPr>
+            <w:r/>
+            <w:r>
+              <w:rPr>
+                <w:sz w:val="19"/>
+              </w:rPr>
+              <w:t>They scan the QR code with a phone camera</w:t>
+            </w:r>
+          </w:p>
+        </w:tc>
+      </w:tr>
+      <w:tr>
+        <w:tc>
+          <w:tcPr>
+            <w:tcW w:type="dxa" w:w="4824"/>
+          </w:tcPr>
+          <w:p>
+            <w:pPr>
+              <w:spacing w:after="20" w:before="20"/>
+            </w:pPr>
+            <w:r/>
+            <w:r>
+              <w:rPr>
+                <w:sz w:val="19"/>
+              </w:rPr>
+              <w:t>2</w:t>
+            </w:r>
+          </w:p>
+        </w:tc>
+        <w:tc>
+          <w:tcPr>
+            <w:tcW w:type="dxa" w:w="4824"/>
+          </w:tcPr>
+          <w:p>
+            <w:pPr>
+              <w:spacing w:after="20" w:before="20"/>
+            </w:pPr>
+            <w:r/>
+            <w:r>
+              <w:rPr>
+                <w:sz w:val="19"/>
+              </w:rPr>
+              <w:t xml:space="preserve">A web page opens — </w:t>
+            </w:r>
+            <w:r>
+              <w:rPr>
+                <w:b/>
+                <w:sz w:val="19"/>
+              </w:rPr>
+              <w:t>no login, no app, no account</w:t>
+            </w:r>
+          </w:p>
+        </w:tc>
+      </w:tr>
+      <w:tr>
+        <w:tc>
+          <w:tcPr>
+            <w:tcW w:type="dxa" w:w="4824"/>
+          </w:tcPr>
+          <w:p>
+            <w:pPr>
+              <w:spacing w:after="20" w:before="20"/>
+            </w:pPr>
+            <w:r/>
+            <w:r>
+              <w:rPr>
+                <w:sz w:val="19"/>
+              </w:rPr>
+              <w:t>3</w:t>
+            </w:r>
+          </w:p>
+        </w:tc>
+        <w:tc>
+          <w:tcPr>
+            <w:tcW w:type="dxa" w:w="4824"/>
+          </w:tcPr>
+          <w:p>
+            <w:pPr>
+              <w:spacing w:after="20" w:before="20"/>
+            </w:pPr>
+            <w:r/>
+            <w:r>
+              <w:rPr>
+                <w:sz w:val="19"/>
+              </w:rPr>
+              <w:t>The page looks that number up in the real database</w:t>
+            </w:r>
+          </w:p>
+        </w:tc>
+      </w:tr>
+      <w:tr>
+        <w:tc>
+          <w:tcPr>
+            <w:tcW w:type="dxa" w:w="4824"/>
+          </w:tcPr>
+          <w:p>
+            <w:pPr>
+              <w:spacing w:after="20" w:before="20"/>
+            </w:pPr>
+            <w:r/>
+            <w:r>
+              <w:rPr>
+                <w:sz w:val="19"/>
+              </w:rPr>
+              <w:t>4</w:t>
+            </w:r>
+          </w:p>
+        </w:tc>
+        <w:tc>
+          <w:tcPr>
+            <w:tcW w:type="dxa" w:w="4824"/>
+          </w:tcPr>
+          <w:p>
+            <w:pPr>
+              <w:spacing w:after="20" w:before="20"/>
+            </w:pPr>
+            <w:r/>
+            <w:r>
+              <w:rPr>
+                <w:sz w:val="19"/>
+              </w:rPr>
+              <w:t xml:space="preserve">Found → *"This certificate is genuine"*, with the course, the date, and a </w:t>
+            </w:r>
+            <w:r>
+              <w:rPr>
+                <w:b/>
+                <w:sz w:val="19"/>
+              </w:rPr>
+              <w:t>shortened name</w:t>
+            </w:r>
+          </w:p>
+        </w:tc>
+      </w:tr>
+      <w:tr>
+        <w:tc>
+          <w:tcPr>
+            <w:tcW w:type="dxa" w:w="4824"/>
+          </w:tcPr>
+          <w:p>
+            <w:pPr>
+              <w:spacing w:after="20" w:before="20"/>
+            </w:pPr>
+            <w:r/>
+            <w:r>
+              <w:rPr>
+                <w:sz w:val="19"/>
+              </w:rPr>
+              <w:t>5</w:t>
+            </w:r>
+          </w:p>
+        </w:tc>
+        <w:tc>
+          <w:tcPr>
+            <w:tcW w:type="dxa" w:w="4824"/>
+          </w:tcPr>
+          <w:p>
+            <w:pPr>
+              <w:spacing w:after="20" w:before="20"/>
+            </w:pPr>
+            <w:r/>
+            <w:r>
+              <w:rPr>
+                <w:sz w:val="19"/>
+              </w:rPr>
+              <w:t>Not found → *"This certificate is not valid"* — a clean page, not an error</w:t>
+            </w:r>
+          </w:p>
+        </w:tc>
+      </w:tr>
+    </w:tbl>
+    <w:p>
+      <w:pPr>
+        <w:spacing w:after="80"/>
+      </w:pPr>
+    </w:p>
+    <w:p>
+      <w:pPr>
+        <w:spacing w:after="160" w:before="0"/>
+      </w:pPr>
+      <w:r>
+        <w:rPr>
+          <w:b/>
+        </w:rPr>
+        <w:t>Why the name is shortened.</w:t>
+      </w:r>
+      <w:r>
+        <w:t xml:space="preserve"> The check page is open to everybody. If it showed full names, then anyone holding one certificate could open their own page, change the number in the address bar, and slowly read through the college's </w:t>
+      </w:r>
+      <w:r>
+        <w:rPr>
+          <w:b/>
+        </w:rPr>
+        <w:t>entire staff list</w:t>
+      </w:r>
+      <w:r>
+        <w:t xml:space="preserve"> — every name, one at a time.</w:t>
+      </w:r>
+    </w:p>
+    <w:p>
+      <w:pPr>
+        <w:spacing w:after="160" w:before="0"/>
+      </w:pPr>
+      <w:r>
+        <w:t xml:space="preserve">So the page shows only the </w:t>
+      </w:r>
+      <w:r>
+        <w:rPr>
+          <w:b/>
+        </w:rPr>
+        <w:t>first name and the first letter of the surname</w:t>
+      </w:r>
+      <w:r>
+        <w:t xml:space="preserve">: </w:t>
+      </w:r>
+      <w:r>
+        <w:rPr>
+          <w:rFonts w:ascii="Menlo" w:hAnsi="Menlo"/>
+          <w:color w:val="444C57"/>
+          <w:sz w:val="19"/>
+        </w:rPr>
+        <w:t>Anant S.</w:t>
+      </w:r>
+    </w:p>
+    <w:p>
+      <w:pPr>
+        <w:spacing w:after="160" w:before="0"/>
+      </w:pPr>
+      <w:r>
+        <w:t>That still proves *whose* certificate it is. But a certificate can be framed, shown to an employer, or held up in public without handing a stranger someone's full identity.</w:t>
+      </w:r>
+    </w:p>
+    <w:p>
+      <w:pPr>
+        <w:spacing w:after="160" w:before="0"/>
+      </w:pPr>
+      <w:r>
+        <w:rPr>
+          <w:b/>
+        </w:rPr>
+        <w:t>Public to check, private to download.</w:t>
+      </w:r>
+      <w:r>
+        <w:t xml:space="preserve"> Checking is open to anyone. Downloading the actual PDF requires being logged in as the person who owns it, or as an admin. So the world can confirm a certificate is real, but only the owner can take the document.</w:t>
+      </w:r>
+    </w:p>
+    <w:p>
+      <w:pPr>
+        <w:spacing w:after="160" w:before="0"/>
+      </w:pPr>
+      <w:r>
+        <w:rPr>
+          <w:b/>
+        </w:rPr>
+        <w:t>Why it cannot be faked.</w:t>
+      </w:r>
+      <w:r>
+        <w:t xml:space="preserve"> Someone could write their own name on a blank certificate and draw a convincing fake QR code. It still fails, because the QR code only contains a </w:t>
+      </w:r>
+      <w:r>
+        <w:rPr>
+          <w:b/>
+        </w:rPr>
+        <w:t>number</w:t>
+      </w:r>
+      <w:r>
+        <w:t>, and that number has to already exist in the real system. A number nobody has heard of returns "not valid". You cannot invent a valid number without actually finishing the course.</w:t>
+      </w:r>
+    </w:p>
+    <w:p>
+      <w:pPr>
+        <w:pStyle w:val="Heading2"/>
+        <w:spacing w:before="240" w:after="80"/>
+      </w:pPr>
+      <w:r>
+        <w:rPr>
+          <w:color w:val="1F3A8A"/>
+        </w:rPr>
+        <w:t>Part B — The technical version</w:t>
+      </w:r>
+    </w:p>
+    <w:p>
+      <w:pPr>
+        <w:pStyle w:val="Heading3"/>
+        <w:spacing w:before="240" w:after="80"/>
+      </w:pPr>
+      <w:r>
+        <w:rPr>
+          <w:color w:val="1F3A8A"/>
+        </w:rPr>
+        <w:t>The gate that issues it</w:t>
+      </w:r>
+    </w:p>
+    <w:p>
+      <w:pPr>
+        <w:spacing w:after="160" w:before="0"/>
+      </w:pPr>
+      <w:r>
+        <w:t xml:space="preserve">Only one place in the whole system can create a certificate — the quiz submission handler, </w:t>
+      </w:r>
+      <w:r>
+        <w:rPr>
+          <w:rFonts w:ascii="Menlo" w:hAnsi="Menlo"/>
+          <w:color w:val="444C57"/>
+          <w:sz w:val="19"/>
+        </w:rPr>
+        <w:t>apps/quizzes/views.py</w:t>
+      </w:r>
+      <w:r>
+        <w:t>:</w:t>
+      </w:r>
+    </w:p>
+    <w:p>
+      <w:pPr>
+        <w:spacing w:after="0" w:before="0"/>
+        <w:ind w:left="317"/>
+      </w:pPr>
+      <w:r>
+        <w:rPr>
+          <w:rFonts w:ascii="Menlo" w:hAnsi="Menlo"/>
+          <w:color w:val="444C57"/>
+          <w:sz w:val="17"/>
+        </w:rPr>
+        <w:t>score_percent = round((correct_count / total_q) * 100, 1)</w:t>
+      </w:r>
+    </w:p>
+    <w:p>
+      <w:pPr>
+        <w:spacing w:after="0" w:before="0"/>
+        <w:ind w:left="317"/>
+      </w:pPr>
+      <w:r>
+        <w:rPr>
+          <w:rFonts w:ascii="Menlo" w:hAnsi="Menlo"/>
+          <w:color w:val="444C57"/>
+          <w:sz w:val="17"/>
+        </w:rPr>
+        <w:t>passed = score_percent &gt;= quiz.passing_score</w:t>
+      </w:r>
+    </w:p>
+    <w:p>
+      <w:pPr>
+        <w:spacing w:after="0" w:before="0"/>
+        <w:ind w:left="317"/>
+      </w:pPr>
+      <w:r>
+        <w:rPr>
+          <w:rFonts w:ascii="Menlo" w:hAnsi="Menlo"/>
+          <w:color w:val="444C57"/>
+          <w:sz w:val="17"/>
+        </w:rPr>
+      </w:r>
+    </w:p>
+    <w:p>
+      <w:pPr>
+        <w:spacing w:after="0" w:before="0"/>
+        <w:ind w:left="317"/>
+      </w:pPr>
+      <w:r>
+        <w:rPr>
+          <w:rFonts w:ascii="Menlo" w:hAnsi="Menlo"/>
+          <w:color w:val="444C57"/>
+          <w:sz w:val="17"/>
+        </w:rPr>
+        <w:t>if course:</w:t>
+      </w:r>
+    </w:p>
+    <w:p>
+      <w:pPr>
+        <w:spacing w:after="0" w:before="0"/>
+        <w:ind w:left="317"/>
+      </w:pPr>
+      <w:r>
+        <w:rPr>
+          <w:rFonts w:ascii="Menlo" w:hAnsi="Menlo"/>
+          <w:color w:val="444C57"/>
+          <w:sz w:val="17"/>
+        </w:rPr>
+        <w:t xml:space="preserve">    enrollment, _ = Enrollment.objects.get_or_create(</w:t>
+      </w:r>
+    </w:p>
+    <w:p>
+      <w:pPr>
+        <w:spacing w:after="0" w:before="0"/>
+        <w:ind w:left="317"/>
+      </w:pPr>
+      <w:r>
+        <w:rPr>
+          <w:rFonts w:ascii="Menlo" w:hAnsi="Menlo"/>
+          <w:color w:val="444C57"/>
+          <w:sz w:val="17"/>
+        </w:rPr>
+        <w:t xml:space="preserve">        staff_user=request.user, course=course</w:t>
+      </w:r>
+    </w:p>
+    <w:p>
+      <w:pPr>
+        <w:spacing w:after="0" w:before="0"/>
+        <w:ind w:left="317"/>
+      </w:pPr>
+      <w:r>
+        <w:rPr>
+          <w:rFonts w:ascii="Menlo" w:hAnsi="Menlo"/>
+          <w:color w:val="444C57"/>
+          <w:sz w:val="17"/>
+        </w:rPr>
+        <w:t xml:space="preserve">    )</w:t>
+      </w:r>
+    </w:p>
+    <w:p>
+      <w:pPr>
+        <w:spacing w:after="0" w:before="0"/>
+        <w:ind w:left="317"/>
+      </w:pPr>
+      <w:r>
+        <w:rPr>
+          <w:rFonts w:ascii="Menlo" w:hAnsi="Menlo"/>
+          <w:color w:val="444C57"/>
+          <w:sz w:val="17"/>
+        </w:rPr>
+        <w:t xml:space="preserve">    if passed and enrollment.progress_percent &gt;= 100:</w:t>
+      </w:r>
+    </w:p>
+    <w:p>
+      <w:pPr>
+        <w:spacing w:after="0" w:before="0"/>
+        <w:ind w:left="317"/>
+      </w:pPr>
+      <w:r>
+        <w:rPr>
+          <w:rFonts w:ascii="Menlo" w:hAnsi="Menlo"/>
+          <w:color w:val="444C57"/>
+          <w:sz w:val="17"/>
+        </w:rPr>
+        <w:t xml:space="preserve">        cert = generate_certificate_pdf(request.user, course, request_host=host)</w:t>
+      </w:r>
+    </w:p>
+    <w:p>
+      <w:pPr>
+        <w:spacing w:after="0" w:before="0"/>
+        <w:ind w:left="317"/>
+      </w:pPr>
+      <w:r>
+        <w:rPr>
+          <w:rFonts w:ascii="Menlo" w:hAnsi="Menlo"/>
+          <w:color w:val="444C57"/>
+          <w:sz w:val="17"/>
+        </w:rPr>
+        <w:t xml:space="preserve">        log_audit(request.user, 'certificate_issued', cert, ...)</w:t>
+      </w:r>
+    </w:p>
+    <w:p>
+      <w:pPr>
+        <w:spacing w:after="0" w:before="0"/>
+        <w:ind w:left="317"/>
+      </w:pPr>
+      <w:r>
+        <w:rPr>
+          <w:rFonts w:ascii="Menlo" w:hAnsi="Menlo"/>
+          <w:color w:val="444C57"/>
+          <w:sz w:val="17"/>
+        </w:rPr>
+        <w:t xml:space="preserve">    elif passed:</w:t>
+      </w:r>
+    </w:p>
+    <w:p>
+      <w:pPr>
+        <w:spacing w:after="0" w:before="0"/>
+        <w:ind w:left="317"/>
+      </w:pPr>
+      <w:r>
+        <w:rPr>
+          <w:rFonts w:ascii="Menlo" w:hAnsi="Menlo"/>
+          <w:color w:val="444C57"/>
+          <w:sz w:val="17"/>
+        </w:rPr>
+        <w:t xml:space="preserve">        messages.success(request,</w:t>
+      </w:r>
+    </w:p>
+    <w:p>
+      <w:pPr>
+        <w:spacing w:after="0" w:before="0"/>
+        <w:ind w:left="317"/>
+      </w:pPr>
+      <w:r>
+        <w:rPr>
+          <w:rFonts w:ascii="Menlo" w:hAnsi="Menlo"/>
+          <w:color w:val="444C57"/>
+          <w:sz w:val="17"/>
+        </w:rPr>
+        <w:t xml:space="preserve">            "You passed the quiz! Complete remaining video/PDF lessons "</w:t>
+      </w:r>
+    </w:p>
+    <w:p>
+      <w:pPr>
+        <w:spacing w:after="0" w:before="0"/>
+        <w:ind w:left="317"/>
+      </w:pPr>
+      <w:r>
+        <w:rPr>
+          <w:rFonts w:ascii="Menlo" w:hAnsi="Menlo"/>
+          <w:color w:val="444C57"/>
+          <w:sz w:val="17"/>
+        </w:rPr>
+        <w:t xml:space="preserve">            "to receive your certificate.")</w:t>
+      </w:r>
+    </w:p>
+    <w:p>
+      <w:pPr>
+        <w:spacing w:after="120"/>
+      </w:pPr>
+    </w:p>
+    <w:p>
+      <w:pPr>
+        <w:spacing w:after="160" w:before="0"/>
+      </w:pPr>
+      <w:r>
+        <w:rPr>
+          <w:rFonts w:ascii="Menlo" w:hAnsi="Menlo"/>
+          <w:color w:val="444C57"/>
+          <w:sz w:val="19"/>
+        </w:rPr>
+        <w:t>passed and progress_percent &gt;= 100</w:t>
+      </w:r>
+      <w:r>
+        <w:t xml:space="preserve"> — the two-condition gate. The middle branch is why a user who passed but has lessons left is told exactly what to do.</w:t>
+      </w:r>
+    </w:p>
+    <w:p>
+      <w:pPr>
+        <w:pStyle w:val="Heading3"/>
+        <w:spacing w:before="240" w:after="80"/>
+      </w:pPr>
+      <w:r>
+        <w:rPr>
+          <w:color w:val="1F3A8A"/>
+        </w:rPr>
+        <w:t>The certificate number</w:t>
+      </w:r>
+    </w:p>
+    <w:p>
+      <w:pPr>
+        <w:spacing w:after="160" w:before="0"/>
+      </w:pPr>
+      <w:r>
+        <w:rPr>
+          <w:rFonts w:ascii="Menlo" w:hAnsi="Menlo"/>
+          <w:color w:val="444C57"/>
+          <w:sz w:val="19"/>
+        </w:rPr>
+        <w:t>apps/certificates/models.py</w:t>
+      </w:r>
+      <w:r>
+        <w:t>:</w:t>
+      </w:r>
+    </w:p>
+    <w:p>
+      <w:pPr>
+        <w:spacing w:after="0" w:before="0"/>
+        <w:ind w:left="317"/>
+      </w:pPr>
+      <w:r>
+        <w:rPr>
+          <w:rFonts w:ascii="Menlo" w:hAnsi="Menlo"/>
+          <w:color w:val="444C57"/>
+          <w:sz w:val="17"/>
+        </w:rPr>
+        <w:t>def generate_cert_id():</w:t>
+      </w:r>
+    </w:p>
+    <w:p>
+      <w:pPr>
+        <w:spacing w:after="0" w:before="0"/>
+        <w:ind w:left="317"/>
+      </w:pPr>
+      <w:r>
+        <w:rPr>
+          <w:rFonts w:ascii="Menlo" w:hAnsi="Menlo"/>
+          <w:color w:val="444C57"/>
+          <w:sz w:val="17"/>
+        </w:rPr>
+        <w:t xml:space="preserve">    year = timezone.now().year</w:t>
+      </w:r>
+    </w:p>
+    <w:p>
+      <w:pPr>
+        <w:spacing w:after="0" w:before="0"/>
+        <w:ind w:left="317"/>
+      </w:pPr>
+      <w:r>
+        <w:rPr>
+          <w:rFonts w:ascii="Menlo" w:hAnsi="Menlo"/>
+          <w:color w:val="444C57"/>
+          <w:sz w:val="17"/>
+        </w:rPr>
+        <w:t xml:space="preserve">    return f"SRMS-CERT-{year}-{uuid.uuid4().hex[:8].upper()}"</w:t>
+      </w:r>
+    </w:p>
+    <w:p>
+      <w:pPr>
+        <w:spacing w:after="0" w:before="0"/>
+        <w:ind w:left="317"/>
+      </w:pPr>
+      <w:r>
+        <w:rPr>
+          <w:rFonts w:ascii="Menlo" w:hAnsi="Menlo"/>
+          <w:color w:val="444C57"/>
+          <w:sz w:val="17"/>
+        </w:rPr>
+      </w:r>
+    </w:p>
+    <w:p>
+      <w:pPr>
+        <w:spacing w:after="0" w:before="0"/>
+        <w:ind w:left="317"/>
+      </w:pPr>
+      <w:r>
+        <w:rPr>
+          <w:rFonts w:ascii="Menlo" w:hAnsi="Menlo"/>
+          <w:color w:val="444C57"/>
+          <w:sz w:val="17"/>
+        </w:rPr>
+        <w:t>class Certificate(models.Model):</w:t>
+      </w:r>
+    </w:p>
+    <w:p>
+      <w:pPr>
+        <w:spacing w:after="0" w:before="0"/>
+        <w:ind w:left="317"/>
+      </w:pPr>
+      <w:r>
+        <w:rPr>
+          <w:rFonts w:ascii="Menlo" w:hAnsi="Menlo"/>
+          <w:color w:val="444C57"/>
+          <w:sz w:val="17"/>
+        </w:rPr>
+        <w:t xml:space="preserve">    certificate_id = models.CharField(max_length=50, unique=True, default=generate_cert_id)</w:t>
+      </w:r>
+    </w:p>
+    <w:p>
+      <w:pPr>
+        <w:spacing w:after="0" w:before="0"/>
+        <w:ind w:left="317"/>
+      </w:pPr>
+      <w:r>
+        <w:rPr>
+          <w:rFonts w:ascii="Menlo" w:hAnsi="Menlo"/>
+          <w:color w:val="444C57"/>
+          <w:sz w:val="17"/>
+        </w:rPr>
+        <w:t xml:space="preserve">    staff_user = models.ForeignKey(...)</w:t>
+      </w:r>
+    </w:p>
+    <w:p>
+      <w:pPr>
+        <w:spacing w:after="0" w:before="0"/>
+        <w:ind w:left="317"/>
+      </w:pPr>
+      <w:r>
+        <w:rPr>
+          <w:rFonts w:ascii="Menlo" w:hAnsi="Menlo"/>
+          <w:color w:val="444C57"/>
+          <w:sz w:val="17"/>
+        </w:rPr>
+        <w:t xml:space="preserve">    course     = models.ForeignKey(...)</w:t>
+      </w:r>
+    </w:p>
+    <w:p>
+      <w:pPr>
+        <w:spacing w:after="0" w:before="0"/>
+        <w:ind w:left="317"/>
+      </w:pPr>
+      <w:r>
+        <w:rPr>
+          <w:rFonts w:ascii="Menlo" w:hAnsi="Menlo"/>
+          <w:color w:val="444C57"/>
+          <w:sz w:val="17"/>
+        </w:rPr>
+      </w:r>
+    </w:p>
+    <w:p>
+      <w:pPr>
+        <w:spacing w:after="0" w:before="0"/>
+        <w:ind w:left="317"/>
+      </w:pPr>
+      <w:r>
+        <w:rPr>
+          <w:rFonts w:ascii="Menlo" w:hAnsi="Menlo"/>
+          <w:color w:val="444C57"/>
+          <w:sz w:val="17"/>
+        </w:rPr>
+        <w:t xml:space="preserve">    class Meta:</w:t>
+      </w:r>
+    </w:p>
+    <w:p>
+      <w:pPr>
+        <w:spacing w:after="0" w:before="0"/>
+        <w:ind w:left="317"/>
+      </w:pPr>
+      <w:r>
+        <w:rPr>
+          <w:rFonts w:ascii="Menlo" w:hAnsi="Menlo"/>
+          <w:color w:val="444C57"/>
+          <w:sz w:val="17"/>
+        </w:rPr>
+        <w:t xml:space="preserve">        unique_together = ('staff_user', 'course')</w:t>
+      </w:r>
+    </w:p>
+    <w:p>
+      <w:pPr>
+        <w:spacing w:after="120"/>
+      </w:pPr>
+    </w:p>
+    <w:p>
+      <w:pPr>
+        <w:pStyle w:val="ListBullet"/>
+        <w:spacing w:after="60" w:before="0"/>
+      </w:pPr>
+      <w:r>
+        <w:rPr>
+          <w:rFonts w:ascii="Menlo" w:hAnsi="Menlo"/>
+          <w:color w:val="444C57"/>
+          <w:sz w:val="19"/>
+        </w:rPr>
+        <w:t>uuid4()</w:t>
+      </w:r>
+      <w:r>
+        <w:t xml:space="preserve"> — random, not sequential, so IDs cannot be enumerated</w:t>
+      </w:r>
+    </w:p>
+    <w:p>
+      <w:pPr>
+        <w:pStyle w:val="ListBullet"/>
+        <w:spacing w:after="60" w:before="0"/>
+      </w:pPr>
+      <w:r>
+        <w:rPr>
+          <w:rFonts w:ascii="Menlo" w:hAnsi="Menlo"/>
+          <w:color w:val="444C57"/>
+          <w:sz w:val="19"/>
+        </w:rPr>
+        <w:t>unique=True</w:t>
+      </w:r>
+      <w:r>
+        <w:t xml:space="preserve"> on the ID — gives a unique index for the verification lookup</w:t>
+      </w:r>
+    </w:p>
+    <w:p>
+      <w:pPr>
+        <w:pStyle w:val="ListBullet"/>
+        <w:spacing w:after="60" w:before="0"/>
+      </w:pPr>
+      <w:r>
+        <w:rPr>
+          <w:rFonts w:ascii="Menlo" w:hAnsi="Menlo"/>
+          <w:color w:val="444C57"/>
+          <w:sz w:val="19"/>
+        </w:rPr>
+        <w:t>unique_together</w:t>
+      </w:r>
+      <w:r>
+        <w:t xml:space="preserve"> — one certificate per person per course, enforced by the</w:t>
+      </w:r>
+      <w:r>
+        <w:t xml:space="preserve"> database rather than by application code</w:t>
+      </w:r>
+    </w:p>
+    <w:p>
+      <w:pPr>
+        <w:spacing w:after="80"/>
+      </w:pPr>
+    </w:p>
+    <w:p>
+      <w:pPr>
+        <w:spacing w:after="160" w:before="0"/>
+      </w:pPr>
+      <w:r>
+        <w:rPr>
+          <w:b/>
+        </w:rPr>
+        <w:t>These IDs are not hashed, and that is deliberate.</w:t>
+      </w:r>
+      <w:r>
+        <w:t xml:space="preserve"> A hash is one-way, so the verification page could not look the certificate up by ID. The ID is a </w:t>
+      </w:r>
+      <w:r>
+        <w:rPr>
+          <w:b/>
+        </w:rPr>
+        <w:t>public lookup token by design</w:t>
+      </w:r>
+      <w:r>
+        <w:t xml:space="preserve"> — which is exactly why the name on the page is masked.</w:t>
+      </w:r>
+    </w:p>
+    <w:p>
+      <w:pPr>
+        <w:pStyle w:val="Heading3"/>
+        <w:spacing w:before="240" w:after="80"/>
+      </w:pPr>
+      <w:r>
+        <w:rPr>
+          <w:color w:val="1F3A8A"/>
+        </w:rPr>
+        <w:t>Building the PDF and the QR</w:t>
+      </w:r>
+    </w:p>
+    <w:p>
+      <w:pPr>
+        <w:spacing w:after="160" w:before="0"/>
+      </w:pPr>
+      <w:r>
+        <w:rPr>
+          <w:rFonts w:ascii="Menlo" w:hAnsi="Menlo"/>
+          <w:color w:val="444C57"/>
+          <w:sz w:val="19"/>
+        </w:rPr>
+        <w:t>apps/certificates/pdf_builder.py</w:t>
+      </w:r>
+      <w:r>
+        <w:t>:</w:t>
+      </w:r>
+    </w:p>
+    <w:p>
+      <w:pPr>
+        <w:spacing w:after="0" w:before="0"/>
+        <w:ind w:left="317"/>
+      </w:pPr>
+      <w:r>
+        <w:rPr>
+          <w:rFonts w:ascii="Menlo" w:hAnsi="Menlo"/>
+          <w:color w:val="444C57"/>
+          <w:sz w:val="17"/>
+        </w:rPr>
+        <w:t>cert, created = Certificate.objects.get_or_create(</w:t>
+      </w:r>
+    </w:p>
+    <w:p>
+      <w:pPr>
+        <w:spacing w:after="0" w:before="0"/>
+        <w:ind w:left="317"/>
+      </w:pPr>
+      <w:r>
+        <w:rPr>
+          <w:rFonts w:ascii="Menlo" w:hAnsi="Menlo"/>
+          <w:color w:val="444C57"/>
+          <w:sz w:val="17"/>
+        </w:rPr>
+        <w:t xml:space="preserve">    staff_user=staff_user, course=course</w:t>
+      </w:r>
+    </w:p>
+    <w:p>
+      <w:pPr>
+        <w:spacing w:after="0" w:before="0"/>
+        <w:ind w:left="317"/>
+      </w:pPr>
+      <w:r>
+        <w:rPr>
+          <w:rFonts w:ascii="Menlo" w:hAnsi="Menlo"/>
+          <w:color w:val="444C57"/>
+          <w:sz w:val="17"/>
+        </w:rPr>
+        <w:t>)                                     # &lt;- get_or_create gives the "only one" behaviour</w:t>
+      </w:r>
+    </w:p>
+    <w:p>
+      <w:pPr>
+        <w:spacing w:after="0" w:before="0"/>
+        <w:ind w:left="317"/>
+      </w:pPr>
+      <w:r>
+        <w:rPr>
+          <w:rFonts w:ascii="Menlo" w:hAnsi="Menlo"/>
+          <w:color w:val="444C57"/>
+          <w:sz w:val="17"/>
+        </w:rPr>
+      </w:r>
+    </w:p>
+    <w:p>
+      <w:pPr>
+        <w:spacing w:after="0" w:before="0"/>
+        <w:ind w:left="317"/>
+      </w:pPr>
+      <w:r>
+        <w:rPr>
+          <w:rFonts w:ascii="Menlo" w:hAnsi="Menlo"/>
+          <w:color w:val="444C57"/>
+          <w:sz w:val="17"/>
+        </w:rPr>
+        <w:t>verify_url = _build_verify_url(request_host, cert.certificate_id)</w:t>
+      </w:r>
+    </w:p>
+    <w:p>
+      <w:pPr>
+        <w:spacing w:after="0" w:before="0"/>
+        <w:ind w:left="317"/>
+      </w:pPr>
+      <w:r>
+        <w:rPr>
+          <w:rFonts w:ascii="Menlo" w:hAnsi="Menlo"/>
+          <w:color w:val="444C57"/>
+          <w:sz w:val="17"/>
+        </w:rPr>
+        <w:t>qr = qrcode.QRCode(error_correction=qrcode.constants.ERROR_CORRECT_M)</w:t>
+      </w:r>
+    </w:p>
+    <w:p>
+      <w:pPr>
+        <w:spacing w:after="120"/>
+      </w:pPr>
+    </w:p>
+    <w:p>
+      <w:pPr>
+        <w:spacing w:after="160" w:before="0"/>
+      </w:pPr>
+      <w:r>
+        <w:rPr>
+          <w:rFonts w:ascii="Menlo" w:hAnsi="Menlo"/>
+          <w:color w:val="444C57"/>
+          <w:sz w:val="19"/>
+        </w:rPr>
+        <w:t>get_or_create</w:t>
+      </w:r>
+      <w:r>
+        <w:t xml:space="preserve"> is what makes a repeat attempt return the existing certificate rather than making a second one.</w:t>
+      </w:r>
+    </w:p>
+    <w:p>
+      <w:pPr>
+        <w:spacing w:after="160" w:before="0"/>
+      </w:pPr>
+      <w:r>
+        <w:t>The verify URL prefers a configured base so a printed certificate always points at the real https site:</w:t>
+      </w:r>
+    </w:p>
+    <w:p>
+      <w:pPr>
+        <w:spacing w:after="0" w:before="0"/>
+        <w:ind w:left="317"/>
+      </w:pPr>
+      <w:r>
+        <w:rPr>
+          <w:rFonts w:ascii="Menlo" w:hAnsi="Menlo"/>
+          <w:color w:val="444C57"/>
+          <w:sz w:val="17"/>
+        </w:rPr>
+        <w:t>def _build_verify_url(request_host="127.0.0.1:8000", cert_id=""):</w:t>
+      </w:r>
+    </w:p>
+    <w:p>
+      <w:pPr>
+        <w:spacing w:after="0" w:before="0"/>
+        <w:ind w:left="317"/>
+      </w:pPr>
+      <w:r>
+        <w:rPr>
+          <w:rFonts w:ascii="Menlo" w:hAnsi="Menlo"/>
+          <w:color w:val="444C57"/>
+          <w:sz w:val="17"/>
+        </w:rPr>
+        <w:t xml:space="preserve">    base = (getattr(_s, 'SRMS_BASE_URL', '') or '').rstrip('/')</w:t>
+      </w:r>
+    </w:p>
+    <w:p>
+      <w:pPr>
+        <w:spacing w:after="0" w:before="0"/>
+        <w:ind w:left="317"/>
+      </w:pPr>
+      <w:r>
+        <w:rPr>
+          <w:rFonts w:ascii="Menlo" w:hAnsi="Menlo"/>
+          <w:color w:val="444C57"/>
+          <w:sz w:val="17"/>
+        </w:rPr>
+        <w:t xml:space="preserve">    if base:</w:t>
+      </w:r>
+    </w:p>
+    <w:p>
+      <w:pPr>
+        <w:spacing w:after="0" w:before="0"/>
+        <w:ind w:left="317"/>
+      </w:pPr>
+      <w:r>
+        <w:rPr>
+          <w:rFonts w:ascii="Menlo" w:hAnsi="Menlo"/>
+          <w:color w:val="444C57"/>
+          <w:sz w:val="17"/>
+        </w:rPr>
+        <w:t xml:space="preserve">        if '://' not in base:</w:t>
+      </w:r>
+    </w:p>
+    <w:p>
+      <w:pPr>
+        <w:spacing w:after="0" w:before="0"/>
+        <w:ind w:left="317"/>
+      </w:pPr>
+      <w:r>
+        <w:rPr>
+          <w:rFonts w:ascii="Menlo" w:hAnsi="Menlo"/>
+          <w:color w:val="444C57"/>
+          <w:sz w:val="17"/>
+        </w:rPr>
+        <w:t xml:space="preserve">            base = f"https://{base}"</w:t>
+      </w:r>
+    </w:p>
+    <w:p>
+      <w:pPr>
+        <w:spacing w:after="0" w:before="0"/>
+        <w:ind w:left="317"/>
+      </w:pPr>
+      <w:r>
+        <w:rPr>
+          <w:rFonts w:ascii="Menlo" w:hAnsi="Menlo"/>
+          <w:color w:val="444C57"/>
+          <w:sz w:val="17"/>
+        </w:rPr>
+        <w:t xml:space="preserve">        return f"{base}/verify/{cert_id}/"</w:t>
+      </w:r>
+    </w:p>
+    <w:p>
+      <w:pPr>
+        <w:spacing w:after="0" w:before="0"/>
+        <w:ind w:left="317"/>
+      </w:pPr>
+      <w:r>
+        <w:rPr>
+          <w:rFonts w:ascii="Menlo" w:hAnsi="Menlo"/>
+          <w:color w:val="444C57"/>
+          <w:sz w:val="17"/>
+        </w:rPr>
+        <w:t xml:space="preserve">    scheme = 'https' if ('railway.app' in host or 'srms.ac.in' in host) else 'http'</w:t>
+      </w:r>
+    </w:p>
+    <w:p>
+      <w:pPr>
+        <w:spacing w:after="0" w:before="0"/>
+        <w:ind w:left="317"/>
+      </w:pPr>
+      <w:r>
+        <w:rPr>
+          <w:rFonts w:ascii="Menlo" w:hAnsi="Menlo"/>
+          <w:color w:val="444C57"/>
+          <w:sz w:val="17"/>
+        </w:rPr>
+        <w:t xml:space="preserve">    return f"{scheme}://{host}/verify/{cert_id}/"</w:t>
+      </w:r>
+    </w:p>
+    <w:p>
+      <w:pPr>
+        <w:spacing w:after="120"/>
+      </w:pPr>
+    </w:p>
+    <w:p>
+      <w:pPr>
+        <w:spacing w:after="160" w:before="0"/>
+      </w:pPr>
+      <w:r>
+        <w:t xml:space="preserve">The QR is generated </w:t>
+      </w:r>
+      <w:r>
+        <w:rPr>
+          <w:b/>
+        </w:rPr>
+        <w:t>before</w:t>
+      </w:r>
+      <w:r>
+        <w:t xml:space="preserve"> the PDF so it can be drawn onto the page. </w:t>
+      </w:r>
+      <w:r>
+        <w:rPr>
+          <w:rFonts w:ascii="Menlo" w:hAnsi="Menlo"/>
+          <w:color w:val="444C57"/>
+          <w:sz w:val="19"/>
+        </w:rPr>
+        <w:t>ERROR_CORRECT_M</w:t>
+      </w:r>
+      <w:r>
+        <w:t xml:space="preserve"> means the code still scans if the certificate gets scuffed, folded or slightly covered in a frame.</w:t>
+      </w:r>
+    </w:p>
+    <w:p>
+      <w:pPr>
+        <w:pStyle w:val="Heading3"/>
+        <w:spacing w:before="240" w:after="80"/>
+      </w:pPr>
+      <w:r>
+        <w:rPr>
+          <w:color w:val="1F3A8A"/>
+        </w:rPr>
+        <w:t>The public verification page</w:t>
+      </w:r>
+    </w:p>
+    <w:p>
+      <w:pPr>
+        <w:spacing w:after="160" w:before="0"/>
+      </w:pPr>
+      <w:r>
+        <w:rPr>
+          <w:rFonts w:ascii="Menlo" w:hAnsi="Menlo"/>
+          <w:color w:val="444C57"/>
+          <w:sz w:val="19"/>
+        </w:rPr>
+        <w:t>apps/certificates/views.py</w:t>
+      </w:r>
+      <w:r>
+        <w:t xml:space="preserve"> — note there is </w:t>
+      </w:r>
+      <w:r>
+        <w:rPr>
+          <w:b/>
+        </w:rPr>
+        <w:t>no `@login_required`</w:t>
+      </w:r>
+      <w:r>
+        <w:t>:</w:t>
+      </w:r>
+    </w:p>
+    <w:p>
+      <w:pPr>
+        <w:spacing w:after="0" w:before="0"/>
+        <w:ind w:left="317"/>
+      </w:pPr>
+      <w:r>
+        <w:rPr>
+          <w:rFonts w:ascii="Menlo" w:hAnsi="Menlo"/>
+          <w:color w:val="444C57"/>
+          <w:sz w:val="17"/>
+        </w:rPr>
+        <w:t>def verify_certificate_view(request, cert_id):</w:t>
+      </w:r>
+    </w:p>
+    <w:p>
+      <w:pPr>
+        <w:spacing w:after="0" w:before="0"/>
+        <w:ind w:left="317"/>
+      </w:pPr>
+      <w:r>
+        <w:rPr>
+          <w:rFonts w:ascii="Menlo" w:hAnsi="Menlo"/>
+          <w:color w:val="444C57"/>
+          <w:sz w:val="17"/>
+        </w:rPr>
+        <w:t xml:space="preserve">    try:</w:t>
+      </w:r>
+    </w:p>
+    <w:p>
+      <w:pPr>
+        <w:spacing w:after="0" w:before="0"/>
+        <w:ind w:left="317"/>
+      </w:pPr>
+      <w:r>
+        <w:rPr>
+          <w:rFonts w:ascii="Menlo" w:hAnsi="Menlo"/>
+          <w:color w:val="444C57"/>
+          <w:sz w:val="17"/>
+        </w:rPr>
+        <w:t xml:space="preserve">        certificate = Certificate.objects.select_related(</w:t>
+      </w:r>
+    </w:p>
+    <w:p>
+      <w:pPr>
+        <w:spacing w:after="0" w:before="0"/>
+        <w:ind w:left="317"/>
+      </w:pPr>
+      <w:r>
+        <w:rPr>
+          <w:rFonts w:ascii="Menlo" w:hAnsi="Menlo"/>
+          <w:color w:val="444C57"/>
+          <w:sz w:val="17"/>
+        </w:rPr>
+        <w:t xml:space="preserve">            'staff_user', 'course').get(certificate_id=cert_id)</w:t>
+      </w:r>
+    </w:p>
+    <w:p>
+      <w:pPr>
+        <w:spacing w:after="0" w:before="0"/>
+        <w:ind w:left="317"/>
+      </w:pPr>
+      <w:r>
+        <w:rPr>
+          <w:rFonts w:ascii="Menlo" w:hAnsi="Menlo"/>
+          <w:color w:val="444C57"/>
+          <w:sz w:val="17"/>
+        </w:rPr>
+        <w:t xml:space="preserve">        is_valid = True</w:t>
+      </w:r>
+    </w:p>
+    <w:p>
+      <w:pPr>
+        <w:spacing w:after="0" w:before="0"/>
+        <w:ind w:left="317"/>
+      </w:pPr>
+      <w:r>
+        <w:rPr>
+          <w:rFonts w:ascii="Menlo" w:hAnsi="Menlo"/>
+          <w:color w:val="444C57"/>
+          <w:sz w:val="17"/>
+        </w:rPr>
+        <w:t xml:space="preserve">    except Certificate.DoesNotExist:</w:t>
+      </w:r>
+    </w:p>
+    <w:p>
+      <w:pPr>
+        <w:spacing w:after="0" w:before="0"/>
+        <w:ind w:left="317"/>
+      </w:pPr>
+      <w:r>
+        <w:rPr>
+          <w:rFonts w:ascii="Menlo" w:hAnsi="Menlo"/>
+          <w:color w:val="444C57"/>
+          <w:sz w:val="17"/>
+        </w:rPr>
+        <w:t xml:space="preserve">        certificate = None</w:t>
+      </w:r>
+    </w:p>
+    <w:p>
+      <w:pPr>
+        <w:spacing w:after="0" w:before="0"/>
+        <w:ind w:left="317"/>
+      </w:pPr>
+      <w:r>
+        <w:rPr>
+          <w:rFonts w:ascii="Menlo" w:hAnsi="Menlo"/>
+          <w:color w:val="444C57"/>
+          <w:sz w:val="17"/>
+        </w:rPr>
+        <w:t xml:space="preserve">        is_valid = False</w:t>
+      </w:r>
+    </w:p>
+    <w:p>
+      <w:pPr>
+        <w:spacing w:after="0" w:before="0"/>
+        <w:ind w:left="317"/>
+      </w:pPr>
+      <w:r>
+        <w:rPr>
+          <w:rFonts w:ascii="Menlo" w:hAnsi="Menlo"/>
+          <w:color w:val="444C57"/>
+          <w:sz w:val="17"/>
+        </w:rPr>
+        <w:t xml:space="preserve">    ...</w:t>
+      </w:r>
+    </w:p>
+    <w:p>
+      <w:pPr>
+        <w:spacing w:after="120"/>
+      </w:pPr>
+    </w:p>
+    <w:p>
+      <w:pPr>
+        <w:spacing w:after="160" w:before="0"/>
+      </w:pPr>
+      <w:r>
+        <w:t xml:space="preserve">A made-up ID renders the "not valid" template. It does </w:t>
+      </w:r>
+      <w:r>
+        <w:rPr>
+          <w:b/>
+        </w:rPr>
+        <w:t>not</w:t>
+      </w:r>
+      <w:r>
+        <w:t xml:space="preserve"> 500, and it does not return a different response shape — so the page cannot be used to discover which IDs are real.</w:t>
+      </w:r>
+    </w:p>
+    <w:p>
+      <w:pPr>
+        <w:spacing w:after="160" w:before="0"/>
+      </w:pPr>
+      <w:r>
+        <w:t>The name masking:</w:t>
+      </w:r>
+    </w:p>
+    <w:p>
+      <w:pPr>
+        <w:spacing w:after="0" w:before="0"/>
+        <w:ind w:left="317"/>
+      </w:pPr>
+      <w:r>
+        <w:rPr>
+          <w:rFonts w:ascii="Menlo" w:hAnsi="Menlo"/>
+          <w:color w:val="444C57"/>
+          <w:sz w:val="17"/>
+        </w:rPr>
+        <w:t>def _masked_name(user):</w:t>
+      </w:r>
+    </w:p>
+    <w:p>
+      <w:pPr>
+        <w:spacing w:after="0" w:before="0"/>
+        <w:ind w:left="317"/>
+      </w:pPr>
+      <w:r>
+        <w:rPr>
+          <w:rFonts w:ascii="Menlo" w:hAnsi="Menlo"/>
+          <w:color w:val="444C57"/>
+          <w:sz w:val="17"/>
+        </w:rPr>
+        <w:t xml:space="preserve">    """First name plus last initial.</w:t>
+      </w:r>
+    </w:p>
+    <w:p>
+      <w:pPr>
+        <w:spacing w:after="0" w:before="0"/>
+        <w:ind w:left="317"/>
+      </w:pPr>
+      <w:r>
+        <w:rPr>
+          <w:rFonts w:ascii="Menlo" w:hAnsi="Menlo"/>
+          <w:color w:val="444C57"/>
+          <w:sz w:val="17"/>
+        </w:rPr>
+      </w:r>
+    </w:p>
+    <w:p>
+      <w:pPr>
+        <w:spacing w:after="0" w:before="0"/>
+        <w:ind w:left="317"/>
+      </w:pPr>
+      <w:r>
+        <w:rPr>
+          <w:rFonts w:ascii="Menlo" w:hAnsi="Menlo"/>
+          <w:color w:val="444C57"/>
+          <w:sz w:val="17"/>
+        </w:rPr>
+        <w:t xml:space="preserve">    The verification page is public by design -- it is what the QR code on a</w:t>
+      </w:r>
+    </w:p>
+    <w:p>
+      <w:pPr>
+        <w:spacing w:after="0" w:before="0"/>
+        <w:ind w:left="317"/>
+      </w:pPr>
+      <w:r>
+        <w:rPr>
+          <w:rFonts w:ascii="Menlo" w:hAnsi="Menlo"/>
+          <w:color w:val="444C57"/>
+          <w:sz w:val="17"/>
+        </w:rPr>
+        <w:t xml:space="preserve">    printed certificate resolves to -- so it must confirm a match without</w:t>
+      </w:r>
+    </w:p>
+    <w:p>
+      <w:pPr>
+        <w:spacing w:after="0" w:before="0"/>
+        <w:ind w:left="317"/>
+      </w:pPr>
+      <w:r>
+        <w:rPr>
+          <w:rFonts w:ascii="Menlo" w:hAnsi="Menlo"/>
+          <w:color w:val="444C57"/>
+          <w:sz w:val="17"/>
+        </w:rPr>
+        <w:t xml:space="preserve">    publishing a full staff roster to anyone who holds a certificate ID.</w:t>
+      </w:r>
+    </w:p>
+    <w:p>
+      <w:pPr>
+        <w:spacing w:after="0" w:before="0"/>
+        <w:ind w:left="317"/>
+      </w:pPr>
+      <w:r>
+        <w:rPr>
+          <w:rFonts w:ascii="Menlo" w:hAnsi="Menlo"/>
+          <w:color w:val="444C57"/>
+          <w:sz w:val="17"/>
+        </w:rPr>
+        <w:t xml:space="preserve">    """</w:t>
+      </w:r>
+    </w:p>
+    <w:p>
+      <w:pPr>
+        <w:spacing w:after="0" w:before="0"/>
+        <w:ind w:left="317"/>
+      </w:pPr>
+      <w:r>
+        <w:rPr>
+          <w:rFonts w:ascii="Menlo" w:hAnsi="Menlo"/>
+          <w:color w:val="444C57"/>
+          <w:sz w:val="17"/>
+        </w:rPr>
+        <w:t xml:space="preserve">    first = (user.first_name or '').strip()</w:t>
+      </w:r>
+    </w:p>
+    <w:p>
+      <w:pPr>
+        <w:spacing w:after="0" w:before="0"/>
+        <w:ind w:left="317"/>
+      </w:pPr>
+      <w:r>
+        <w:rPr>
+          <w:rFonts w:ascii="Menlo" w:hAnsi="Menlo"/>
+          <w:color w:val="444C57"/>
+          <w:sz w:val="17"/>
+        </w:rPr>
+        <w:t xml:space="preserve">    last  = (user.last_name or '').strip()</w:t>
+      </w:r>
+    </w:p>
+    <w:p>
+      <w:pPr>
+        <w:spacing w:after="0" w:before="0"/>
+        <w:ind w:left="317"/>
+      </w:pPr>
+      <w:r>
+        <w:rPr>
+          <w:rFonts w:ascii="Menlo" w:hAnsi="Menlo"/>
+          <w:color w:val="444C57"/>
+          <w:sz w:val="17"/>
+        </w:rPr>
+        <w:t xml:space="preserve">    if first and last:</w:t>
+      </w:r>
+    </w:p>
+    <w:p>
+      <w:pPr>
+        <w:spacing w:after="0" w:before="0"/>
+        <w:ind w:left="317"/>
+      </w:pPr>
+      <w:r>
+        <w:rPr>
+          <w:rFonts w:ascii="Menlo" w:hAnsi="Menlo"/>
+          <w:color w:val="444C57"/>
+          <w:sz w:val="17"/>
+        </w:rPr>
+        <w:t xml:space="preserve">        return f"{first} {last[0].upper()}."</w:t>
+      </w:r>
+    </w:p>
+    <w:p>
+      <w:pPr>
+        <w:spacing w:after="0" w:before="0"/>
+        <w:ind w:left="317"/>
+      </w:pPr>
+      <w:r>
+        <w:rPr>
+          <w:rFonts w:ascii="Menlo" w:hAnsi="Menlo"/>
+          <w:color w:val="444C57"/>
+          <w:sz w:val="17"/>
+        </w:rPr>
+        <w:t xml:space="preserve">    ...</w:t>
+      </w:r>
+    </w:p>
+    <w:p>
+      <w:pPr>
+        <w:spacing w:after="0" w:before="0"/>
+        <w:ind w:left="317"/>
+      </w:pPr>
+      <w:r>
+        <w:rPr>
+          <w:rFonts w:ascii="Menlo" w:hAnsi="Menlo"/>
+          <w:color w:val="444C57"/>
+          <w:sz w:val="17"/>
+        </w:rPr>
+        <w:t xml:space="preserve">    return "SRMS staff member"</w:t>
+      </w:r>
+    </w:p>
+    <w:p>
+      <w:pPr>
+        <w:spacing w:after="120"/>
+      </w:pPr>
+    </w:p>
+    <w:p>
+      <w:pPr>
+        <w:pStyle w:val="Heading3"/>
+        <w:spacing w:before="240" w:after="80"/>
+      </w:pPr>
+      <w:r>
+        <w:rPr>
+          <w:color w:val="1F3A8A"/>
+        </w:rPr>
+        <w:t>The protected download</w:t>
+      </w:r>
+    </w:p>
+    <w:p>
+      <w:pPr>
+        <w:spacing w:after="160" w:before="0"/>
+      </w:pPr>
+      <w:r>
+        <w:t xml:space="preserve">Verification is public, but the document is not. </w:t>
+      </w:r>
+      <w:r>
+        <w:rPr>
+          <w:rFonts w:ascii="Menlo" w:hAnsi="Menlo"/>
+          <w:color w:val="444C57"/>
+          <w:sz w:val="19"/>
+        </w:rPr>
+        <w:t>download_certificate_pdf</w:t>
+      </w:r>
+      <w:r>
+        <w:t>:</w:t>
+      </w:r>
+    </w:p>
+    <w:p>
+      <w:pPr>
+        <w:spacing w:after="0" w:before="0"/>
+        <w:ind w:left="317"/>
+      </w:pPr>
+      <w:r>
+        <w:rPr>
+          <w:rFonts w:ascii="Menlo" w:hAnsi="Menlo"/>
+          <w:color w:val="444C57"/>
+          <w:sz w:val="17"/>
+        </w:rPr>
+        <w:t>@login_required</w:t>
+      </w:r>
+    </w:p>
+    <w:p>
+      <w:pPr>
+        <w:spacing w:after="0" w:before="0"/>
+        <w:ind w:left="317"/>
+      </w:pPr>
+      <w:r>
+        <w:rPr>
+          <w:rFonts w:ascii="Menlo" w:hAnsi="Menlo"/>
+          <w:color w:val="444C57"/>
+          <w:sz w:val="17"/>
+        </w:rPr>
+        <w:t>def download_certificate_pdf(request, cert_id):</w:t>
+      </w:r>
+    </w:p>
+    <w:p>
+      <w:pPr>
+        <w:spacing w:after="0" w:before="0"/>
+        <w:ind w:left="317"/>
+      </w:pPr>
+      <w:r>
+        <w:rPr>
+          <w:rFonts w:ascii="Menlo" w:hAnsi="Menlo"/>
+          <w:color w:val="444C57"/>
+          <w:sz w:val="17"/>
+        </w:rPr>
+        <w:t xml:space="preserve">    qs = Certificate.objects.filter(certificate_id=cert_id)</w:t>
+      </w:r>
+    </w:p>
+    <w:p>
+      <w:pPr>
+        <w:spacing w:after="0" w:before="0"/>
+        <w:ind w:left="317"/>
+      </w:pPr>
+      <w:r>
+        <w:rPr>
+          <w:rFonts w:ascii="Menlo" w:hAnsi="Menlo"/>
+          <w:color w:val="444C57"/>
+          <w:sz w:val="17"/>
+        </w:rPr>
+        <w:t xml:space="preserve">    if not request.user.is_manager:</w:t>
+      </w:r>
+    </w:p>
+    <w:p>
+      <w:pPr>
+        <w:spacing w:after="0" w:before="0"/>
+        <w:ind w:left="317"/>
+      </w:pPr>
+      <w:r>
+        <w:rPr>
+          <w:rFonts w:ascii="Menlo" w:hAnsi="Menlo"/>
+          <w:color w:val="444C57"/>
+          <w:sz w:val="17"/>
+        </w:rPr>
+        <w:t xml:space="preserve">        qs = qs.filter(staff_user=request.user)     # scoped to the owner</w:t>
+      </w:r>
+    </w:p>
+    <w:p>
+      <w:pPr>
+        <w:spacing w:after="0" w:before="0"/>
+        <w:ind w:left="317"/>
+      </w:pPr>
+      <w:r>
+        <w:rPr>
+          <w:rFonts w:ascii="Menlo" w:hAnsi="Menlo"/>
+          <w:color w:val="444C57"/>
+          <w:sz w:val="17"/>
+        </w:rPr>
+        <w:t xml:space="preserve">    certificate = get_object_or_404(qs)</w:t>
+      </w:r>
+    </w:p>
+    <w:p>
+      <w:pPr>
+        <w:spacing w:after="0" w:before="0"/>
+        <w:ind w:left="317"/>
+      </w:pPr>
+      <w:r>
+        <w:rPr>
+          <w:rFonts w:ascii="Menlo" w:hAnsi="Menlo"/>
+          <w:color w:val="444C57"/>
+          <w:sz w:val="17"/>
+        </w:rPr>
+      </w:r>
+    </w:p>
+    <w:p>
+      <w:pPr>
+        <w:spacing w:after="0" w:before="0"/>
+        <w:ind w:left="317"/>
+      </w:pPr>
+      <w:r>
+        <w:rPr>
+          <w:rFonts w:ascii="Menlo" w:hAnsi="Menlo"/>
+          <w:color w:val="444C57"/>
+          <w:sz w:val="17"/>
+        </w:rPr>
+        <w:t xml:space="preserve">    if not certificate.pdf_file or not os.path.exists(certificate.pdf_file.path):</w:t>
+      </w:r>
+    </w:p>
+    <w:p>
+      <w:pPr>
+        <w:spacing w:after="0" w:before="0"/>
+        <w:ind w:left="317"/>
+      </w:pPr>
+      <w:r>
+        <w:rPr>
+          <w:rFonts w:ascii="Menlo" w:hAnsi="Menlo"/>
+          <w:color w:val="444C57"/>
+          <w:sz w:val="17"/>
+        </w:rPr>
+        <w:t xml:space="preserve">        generate_certificate_pdf(...)               # self-healing</w:t>
+      </w:r>
+    </w:p>
+    <w:p>
+      <w:pPr>
+        <w:spacing w:after="0" w:before="0"/>
+        <w:ind w:left="317"/>
+      </w:pPr>
+      <w:r>
+        <w:rPr>
+          <w:rFonts w:ascii="Menlo" w:hAnsi="Menlo"/>
+          <w:color w:val="444C57"/>
+          <w:sz w:val="17"/>
+        </w:rPr>
+        <w:t xml:space="preserve">        certificate.refresh_from_db()</w:t>
+      </w:r>
+    </w:p>
+    <w:p>
+      <w:pPr>
+        <w:spacing w:after="120"/>
+      </w:pPr>
+    </w:p>
+    <w:p>
+      <w:pPr>
+        <w:spacing w:after="160" w:before="0"/>
+      </w:pPr>
+      <w:r>
+        <w:t xml:space="preserve">Three things worth noting: it requires a login; a non-manager is filtered to their </w:t>
+      </w:r>
+      <w:r>
+        <w:rPr>
+          <w:b/>
+        </w:rPr>
+        <w:t>own</w:t>
+      </w:r>
+      <w:r>
+        <w:t xml:space="preserve"> certificates so one user cannot download another's; and a missing file is </w:t>
+      </w:r>
+      <w:r>
+        <w:rPr>
+          <w:b/>
+        </w:rPr>
+        <w:t>regenerated</w:t>
+      </w:r>
+      <w:r>
+        <w:t xml:space="preserve"> rather than returning a dead link.</w:t>
+      </w:r>
+    </w:p>
+    <w:p>
+      <w:pPr>
+        <w:pStyle w:val="Heading3"/>
+        <w:spacing w:before="240" w:after="80"/>
+      </w:pPr>
+      <w:r>
+        <w:rPr>
+          <w:color w:val="1F3A8A"/>
+        </w:rPr>
+        <w:t>The routes</w:t>
+      </w:r>
+    </w:p>
+    <w:tbl>
+      <w:tblPr>
+        <w:tblStyle w:val="TableGrid"/>
+        <w:tblW w:type="auto" w:w="0"/>
+        <w:jc w:val="center"/>
+        <w:tblLook w:firstColumn="1" w:firstRow="1" w:lastColumn="0" w:lastRow="0" w:noHBand="0" w:noVBand="1" w:val="04A0"/>
+      </w:tblPr>
+      <w:tblGrid>
+        <w:gridCol w:w="3216"/>
+        <w:gridCol w:w="3216"/>
+        <w:gridCol w:w="3216"/>
+      </w:tblGrid>
+      <w:tr>
+        <w:tc>
+          <w:tcPr>
+            <w:tcW w:type="dxa" w:w="3216"/>
+            <w:shd w:val="clear" w:fill="E8EDF7"/>
+          </w:tcPr>
+          <w:p>
+            <w:pPr>
+              <w:spacing w:after="20" w:before="20"/>
+            </w:pPr>
+            <w:r/>
+            <w:r>
+              <w:rPr>
+                <w:b/>
+                <w:sz w:val="19"/>
+              </w:rPr>
+              <w:t>URL</w:t>
+            </w:r>
+          </w:p>
+        </w:tc>
+        <w:tc>
+          <w:tcPr>
+            <w:tcW w:type="dxa" w:w="3216"/>
+            <w:shd w:val="clear" w:fill="E8EDF7"/>
+          </w:tcPr>
+          <w:p>
+            <w:pPr>
+              <w:spacing w:after="20" w:before="20"/>
+            </w:pPr>
+            <w:r/>
+            <w:r>
+              <w:rPr>
+                <w:b/>
+                <w:sz w:val="19"/>
+              </w:rPr>
+              <w:t>Logged in?</w:t>
+            </w:r>
+          </w:p>
+        </w:tc>
+        <w:tc>
+          <w:tcPr>
+            <w:tcW w:type="dxa" w:w="3216"/>
+            <w:shd w:val="clear" w:fill="E8EDF7"/>
+          </w:tcPr>
+          <w:p>
+            <w:pPr>
+              <w:spacing w:after="20" w:before="20"/>
+            </w:pPr>
+            <w:r/>
+            <w:r>
+              <w:rPr>
+                <w:b/>
+                <w:sz w:val="19"/>
+              </w:rPr>
+              <w:t>Who can use it</w:t>
+            </w:r>
+          </w:p>
+        </w:tc>
+      </w:tr>
+      <w:tr>
+        <w:tc>
+          <w:tcPr>
+            <w:tcW w:type="dxa" w:w="3216"/>
+          </w:tcPr>
+          <w:p>
+            <w:pPr>
+              <w:spacing w:after="20" w:before="20"/>
+            </w:pPr>
+            <w:r/>
+            <w:r>
+              <w:rPr>
+                <w:rFonts w:ascii="Menlo" w:hAnsi="Menlo"/>
+                <w:color w:val="444C57"/>
+                <w:sz w:val="16"/>
+              </w:rPr>
+              <w:t>/verify/&lt;cert_id&gt;/</w:t>
+            </w:r>
+          </w:p>
+        </w:tc>
+        <w:tc>
+          <w:tcPr>
+            <w:tcW w:type="dxa" w:w="3216"/>
+          </w:tcPr>
+          <w:p>
+            <w:pPr>
+              <w:spacing w:after="20" w:before="20"/>
+            </w:pPr>
+            <w:r/>
+            <w:r>
+              <w:rPr>
+                <w:b/>
+                <w:sz w:val="19"/>
+              </w:rPr>
+              <w:t>No</w:t>
+            </w:r>
+          </w:p>
+        </w:tc>
+        <w:tc>
+          <w:tcPr>
+            <w:tcW w:type="dxa" w:w="3216"/>
+          </w:tcPr>
+          <w:p>
+            <w:pPr>
+              <w:spacing w:after="20" w:before="20"/>
+            </w:pPr>
+            <w:r/>
+            <w:r>
+              <w:rPr>
+                <w:sz w:val="19"/>
+              </w:rPr>
+              <w:t>Anyone — this is what the QR opens</w:t>
+            </w:r>
+          </w:p>
+        </w:tc>
+      </w:tr>
+      <w:tr>
+        <w:tc>
+          <w:tcPr>
+            <w:tcW w:type="dxa" w:w="3216"/>
+          </w:tcPr>
+          <w:p>
+            <w:pPr>
+              <w:spacing w:after="20" w:before="20"/>
+            </w:pPr>
+            <w:r/>
+            <w:r>
+              <w:rPr>
+                <w:rFonts w:ascii="Menlo" w:hAnsi="Menlo"/>
+                <w:color w:val="444C57"/>
+                <w:sz w:val="16"/>
+              </w:rPr>
+              <w:t>/certificates/</w:t>
+            </w:r>
+          </w:p>
+        </w:tc>
+        <w:tc>
+          <w:tcPr>
+            <w:tcW w:type="dxa" w:w="3216"/>
+          </w:tcPr>
+          <w:p>
+            <w:pPr>
+              <w:spacing w:after="20" w:before="20"/>
+            </w:pPr>
+            <w:r/>
+            <w:r>
+              <w:rPr>
+                <w:sz w:val="19"/>
+              </w:rPr>
+              <w:t>Yes</w:t>
+            </w:r>
+          </w:p>
+        </w:tc>
+        <w:tc>
+          <w:tcPr>
+            <w:tcW w:type="dxa" w:w="3216"/>
+          </w:tcPr>
+          <w:p>
+            <w:pPr>
+              <w:spacing w:after="20" w:before="20"/>
+            </w:pPr>
+            <w:r/>
+            <w:r>
+              <w:rPr>
+                <w:sz w:val="19"/>
+              </w:rPr>
+              <w:t>Your own certificate list</w:t>
+            </w:r>
+          </w:p>
+        </w:tc>
+      </w:tr>
+      <w:tr>
+        <w:tc>
+          <w:tcPr>
+            <w:tcW w:type="dxa" w:w="3216"/>
+          </w:tcPr>
+          <w:p>
+            <w:pPr>
+              <w:spacing w:after="20" w:before="20"/>
+            </w:pPr>
+            <w:r/>
+            <w:r>
+              <w:rPr>
+                <w:rFonts w:ascii="Menlo" w:hAnsi="Menlo"/>
+                <w:color w:val="444C57"/>
+                <w:sz w:val="16"/>
+              </w:rPr>
+              <w:t>/certificates/&lt;cert_id&gt;/download/</w:t>
+            </w:r>
+          </w:p>
+        </w:tc>
+        <w:tc>
+          <w:tcPr>
+            <w:tcW w:type="dxa" w:w="3216"/>
+          </w:tcPr>
+          <w:p>
+            <w:pPr>
+              <w:spacing w:after="20" w:before="20"/>
+            </w:pPr>
+            <w:r/>
+            <w:r>
+              <w:rPr>
+                <w:sz w:val="19"/>
+              </w:rPr>
+              <w:t>Yes</w:t>
+            </w:r>
+          </w:p>
+        </w:tc>
+        <w:tc>
+          <w:tcPr>
+            <w:tcW w:type="dxa" w:w="3216"/>
+          </w:tcPr>
+          <w:p>
+            <w:pPr>
+              <w:spacing w:after="20" w:before="20"/>
+            </w:pPr>
+            <w:r/>
+            <w:r>
+              <w:rPr>
+                <w:sz w:val="19"/>
+              </w:rPr>
+              <w:t>The owner, or any manager</w:t>
+            </w:r>
+          </w:p>
+        </w:tc>
+      </w:tr>
+    </w:tbl>
+    <w:p>
+      <w:pPr>
+        <w:spacing w:after="80"/>
+      </w:pPr>
+    </w:p>
+    <w:p>
+      <w:pPr>
+        <w:spacing w:after="160" w:before="0"/>
+      </w:pPr>
+      <w:r>
+        <w:t xml:space="preserve">Note the verify route sits at the top level, deliberately outside </w:t>
+      </w:r>
+      <w:r>
+        <w:rPr>
+          <w:rFonts w:ascii="Menlo" w:hAnsi="Menlo"/>
+          <w:color w:val="444C57"/>
+          <w:sz w:val="19"/>
+        </w:rPr>
+        <w:t>/certificates/</w:t>
+      </w:r>
+      <w:r>
+        <w:t>, which is behind a login.</w:t>
+      </w:r>
+    </w:p>
+    <w:p>
+      <w:pPr>
+        <w:pStyle w:val="Heading3"/>
+        <w:spacing w:before="240" w:after="80"/>
+      </w:pPr>
+      <w:r>
+        <w:rPr>
+          <w:color w:val="1F3A8A"/>
+        </w:rPr>
+        <w:t>Why the whole design holds up</w:t>
+      </w:r>
+    </w:p>
+    <w:tbl>
+      <w:tblPr>
+        <w:tblStyle w:val="TableGrid"/>
+        <w:tblW w:type="auto" w:w="0"/>
+        <w:jc w:val="center"/>
+        <w:tblLook w:firstColumn="1" w:firstRow="1" w:lastColumn="0" w:lastRow="0" w:noHBand="0" w:noVBand="1" w:val="04A0"/>
+      </w:tblPr>
+      <w:tblGrid>
+        <w:gridCol w:w="4824"/>
+        <w:gridCol w:w="4824"/>
+      </w:tblGrid>
+      <w:tr>
+        <w:tc>
+          <w:tcPr>
+            <w:tcW w:type="dxa" w:w="4824"/>
+            <w:shd w:val="clear" w:fill="E8EDF7"/>
+          </w:tcPr>
+          <w:p>
+            <w:pPr>
+              <w:spacing w:after="20" w:before="20"/>
+            </w:pPr>
+            <w:r/>
+            <w:r>
+              <w:rPr>
+                <w:b/>
+                <w:sz w:val="19"/>
+              </w:rPr>
+              <w:t>Attack</w:t>
+            </w:r>
+          </w:p>
+        </w:tc>
+        <w:tc>
+          <w:tcPr>
+            <w:tcW w:type="dxa" w:w="4824"/>
+            <w:shd w:val="clear" w:fill="E8EDF7"/>
+          </w:tcPr>
+          <w:p>
+            <w:pPr>
+              <w:spacing w:after="20" w:before="20"/>
+            </w:pPr>
+            <w:r/>
+            <w:r>
+              <w:rPr>
+                <w:b/>
+                <w:sz w:val="19"/>
+              </w:rPr>
+              <w:t>What stops it</w:t>
+            </w:r>
+          </w:p>
+        </w:tc>
+      </w:tr>
+      <w:tr>
+        <w:tc>
+          <w:tcPr>
+            <w:tcW w:type="dxa" w:w="4824"/>
+          </w:tcPr>
+          <w:p>
+            <w:pPr>
+              <w:spacing w:after="20" w:before="20"/>
+            </w:pPr>
+            <w:r/>
+            <w:r>
+              <w:rPr>
+                <w:sz w:val="19"/>
+              </w:rPr>
+              <w:t>Forging a certificate by hand</w:t>
+            </w:r>
+          </w:p>
+        </w:tc>
+        <w:tc>
+          <w:tcPr>
+            <w:tcW w:type="dxa" w:w="4824"/>
+          </w:tcPr>
+          <w:p>
+            <w:pPr>
+              <w:spacing w:after="20" w:before="20"/>
+            </w:pPr>
+            <w:r/>
+            <w:r>
+              <w:rPr>
+                <w:sz w:val="19"/>
+              </w:rPr>
+              <w:t>The QR holds a number; an unknown number returns "not valid"</w:t>
+            </w:r>
+          </w:p>
+        </w:tc>
+      </w:tr>
+      <w:tr>
+        <w:tc>
+          <w:tcPr>
+            <w:tcW w:type="dxa" w:w="4824"/>
+          </w:tcPr>
+          <w:p>
+            <w:pPr>
+              <w:spacing w:after="20" w:before="20"/>
+            </w:pPr>
+            <w:r/>
+            <w:r>
+              <w:rPr>
+                <w:sz w:val="19"/>
+              </w:rPr>
+              <w:t>Guessing someone else's number</w:t>
+            </w:r>
+          </w:p>
+        </w:tc>
+        <w:tc>
+          <w:tcPr>
+            <w:tcW w:type="dxa" w:w="4824"/>
+          </w:tcPr>
+          <w:p>
+            <w:pPr>
+              <w:spacing w:after="20" w:before="20"/>
+            </w:pPr>
+            <w:r/>
+            <w:r>
+              <w:rPr>
+                <w:rFonts w:ascii="Menlo" w:hAnsi="Menlo"/>
+                <w:color w:val="444C57"/>
+                <w:sz w:val="16"/>
+              </w:rPr>
+              <w:t>uuid4()</w:t>
+            </w:r>
+            <w:r>
+              <w:rPr>
+                <w:sz w:val="19"/>
+              </w:rPr>
+              <w:t xml:space="preserve"> is random and long — not enumerable</w:t>
+            </w:r>
+          </w:p>
+        </w:tc>
+      </w:tr>
+      <w:tr>
+        <w:tc>
+          <w:tcPr>
+            <w:tcW w:type="dxa" w:w="4824"/>
+          </w:tcPr>
+          <w:p>
+            <w:pPr>
+              <w:spacing w:after="20" w:before="20"/>
+            </w:pPr>
+            <w:r/>
+            <w:r>
+              <w:rPr>
+                <w:sz w:val="19"/>
+              </w:rPr>
+              <w:t>Getting two certificates for one course</w:t>
+            </w:r>
+          </w:p>
+        </w:tc>
+        <w:tc>
+          <w:tcPr>
+            <w:tcW w:type="dxa" w:w="4824"/>
+          </w:tcPr>
+          <w:p>
+            <w:pPr>
+              <w:spacing w:after="20" w:before="20"/>
+            </w:pPr>
+            <w:r/>
+            <w:r>
+              <w:rPr>
+                <w:rFonts w:ascii="Menlo" w:hAnsi="Menlo"/>
+                <w:color w:val="444C57"/>
+                <w:sz w:val="16"/>
+              </w:rPr>
+              <w:t>unique_together</w:t>
+            </w:r>
+            <w:r>
+              <w:rPr>
+                <w:sz w:val="19"/>
+              </w:rPr>
+              <w:t xml:space="preserve"> in the database</w:t>
+            </w:r>
+          </w:p>
+        </w:tc>
+      </w:tr>
+      <w:tr>
+        <w:tc>
+          <w:tcPr>
+            <w:tcW w:type="dxa" w:w="4824"/>
+          </w:tcPr>
+          <w:p>
+            <w:pPr>
+              <w:spacing w:after="20" w:before="20"/>
+            </w:pPr>
+            <w:r/>
+            <w:r>
+              <w:rPr>
+                <w:sz w:val="19"/>
+              </w:rPr>
+              <w:t>Self-reporting 100% progress</w:t>
+            </w:r>
+          </w:p>
+        </w:tc>
+        <w:tc>
+          <w:tcPr>
+            <w:tcW w:type="dxa" w:w="4824"/>
+          </w:tcPr>
+          <w:p>
+            <w:pPr>
+              <w:spacing w:after="20" w:before="20"/>
+            </w:pPr>
+            <w:r/>
+            <w:r>
+              <w:rPr>
+                <w:sz w:val="19"/>
+              </w:rPr>
+              <w:t xml:space="preserve">Progress is derived from </w:t>
+            </w:r>
+            <w:r>
+              <w:rPr>
+                <w:rFonts w:ascii="Menlo" w:hAnsi="Menlo"/>
+                <w:color w:val="444C57"/>
+                <w:sz w:val="16"/>
+              </w:rPr>
+              <w:t>LessonProgress</w:t>
+            </w:r>
+            <w:r>
+              <w:rPr>
+                <w:sz w:val="19"/>
+              </w:rPr>
+              <w:t xml:space="preserve"> rows, not accepted from the client</w:t>
+            </w:r>
+          </w:p>
+        </w:tc>
+      </w:tr>
+      <w:tr>
+        <w:tc>
+          <w:tcPr>
+            <w:tcW w:type="dxa" w:w="4824"/>
+          </w:tcPr>
+          <w:p>
+            <w:pPr>
+              <w:spacing w:after="20" w:before="20"/>
+            </w:pPr>
+            <w:r/>
+            <w:r>
+              <w:rPr>
+                <w:sz w:val="19"/>
+              </w:rPr>
+              <w:t>Passing the quiz without doing the work</w:t>
+            </w:r>
+          </w:p>
+        </w:tc>
+        <w:tc>
+          <w:tcPr>
+            <w:tcW w:type="dxa" w:w="4824"/>
+          </w:tcPr>
+          <w:p>
+            <w:pPr>
+              <w:spacing w:after="20" w:before="20"/>
+            </w:pPr>
+            <w:r/>
+            <w:r>
+              <w:rPr>
+                <w:sz w:val="19"/>
+              </w:rPr>
+              <w:t xml:space="preserve">Watch time is accumulated server-side and capped; the client's </w:t>
+            </w:r>
+            <w:r>
+              <w:rPr>
+                <w:rFonts w:ascii="Menlo" w:hAnsi="Menlo"/>
+                <w:color w:val="444C57"/>
+                <w:sz w:val="16"/>
+              </w:rPr>
+              <w:t>completed</w:t>
+            </w:r>
+            <w:r>
+              <w:rPr>
+                <w:sz w:val="19"/>
+              </w:rPr>
+              <w:t xml:space="preserve"> flag is discarded for video</w:t>
+            </w:r>
+          </w:p>
+        </w:tc>
+      </w:tr>
+      <w:tr>
+        <w:tc>
+          <w:tcPr>
+            <w:tcW w:type="dxa" w:w="4824"/>
+          </w:tcPr>
+          <w:p>
+            <w:pPr>
+              <w:spacing w:after="20" w:before="20"/>
+            </w:pPr>
+            <w:r/>
+            <w:r>
+              <w:rPr>
+                <w:sz w:val="19"/>
+              </w:rPr>
+              <w:t>Using a public check page to harvest staff names</w:t>
+            </w:r>
+          </w:p>
+        </w:tc>
+        <w:tc>
+          <w:tcPr>
+            <w:tcW w:type="dxa" w:w="4824"/>
+          </w:tcPr>
+          <w:p>
+            <w:pPr>
+              <w:spacing w:after="20" w:before="20"/>
+            </w:pPr>
+            <w:r/>
+            <w:r>
+              <w:rPr>
+                <w:sz w:val="19"/>
+              </w:rPr>
+              <w:t>Only first name + last initial is ever rendered</w:t>
+            </w:r>
+          </w:p>
+        </w:tc>
+      </w:tr>
+      <w:tr>
+        <w:tc>
+          <w:tcPr>
+            <w:tcW w:type="dxa" w:w="4824"/>
+          </w:tcPr>
+          <w:p>
+            <w:pPr>
+              <w:spacing w:after="20" w:before="20"/>
+            </w:pPr>
+            <w:r/>
+            <w:r>
+              <w:rPr>
+                <w:sz w:val="19"/>
+              </w:rPr>
+              <w:t>Downloading someone else's certificate</w:t>
+            </w:r>
+          </w:p>
+        </w:tc>
+        <w:tc>
+          <w:tcPr>
+            <w:tcW w:type="dxa" w:w="4824"/>
+          </w:tcPr>
+          <w:p>
+            <w:pPr>
+              <w:spacing w:after="20" w:before="20"/>
+            </w:pPr>
+            <w:r/>
+            <w:r>
+              <w:rPr>
+                <w:rFonts w:ascii="Menlo" w:hAnsi="Menlo"/>
+                <w:color w:val="444C57"/>
+                <w:sz w:val="16"/>
+              </w:rPr>
+              <w:t>@login_required</w:t>
+            </w:r>
+            <w:r>
+              <w:rPr>
+                <w:sz w:val="19"/>
+              </w:rPr>
+              <w:t xml:space="preserve"> plus an owner filter on the queryset</w:t>
+            </w:r>
+          </w:p>
+        </w:tc>
+      </w:tr>
+    </w:tbl>
+    <w:p>
+      <w:pPr>
+        <w:spacing w:after="80"/>
+      </w:pPr>
+    </w:p>
+    <w:p>
+      <w:pPr>
+        <w:spacing w:after="160" w:before="0"/>
+      </w:pPr>
+      <w:r>
+        <w:t>Every one of those has a test in the suite, so the guarantee cannot quietly rot.</w:t>
+      </w:r>
+    </w:p>
+    <w:p>
+      <w:pPr>
+        <w:pBdr>
+          <w:bottom w:val="single" w:sz="6" w:color="D5D9E0"/>
+        </w:pBdr>
+        <w:spacing w:after="160" w:before="80"/>
+      </w:pPr>
+    </w:p>
+    <w:p>
+      <w:pPr>
+        <w:pStyle w:val="Heading1"/>
+        <w:spacing w:before="240" w:after="80"/>
+      </w:pPr>
+      <w:r>
+        <w:rPr>
+          <w:color w:val="1F3A8A"/>
+        </w:rPr>
+        <w:t>8. Three things that make it trustworthy</w:t>
       </w:r>
     </w:p>
     <w:p>
@@ -2484,7 +5103,7 @@
         <w:rPr>
           <w:color w:val="1F3A8A"/>
         </w:rPr>
-        <w:t>8. Three real bugs we found and fixed</w:t>
+        <w:t>9. Three real bugs we found and fixed</w:t>
       </w:r>
     </w:p>
     <w:p>
@@ -2882,7 +5501,7 @@
         <w:rPr>
           <w:color w:val="1F3A8A"/>
         </w:rPr>
-        <w:t>9. What is honest about the limits</w:t>
+        <w:t>10. What is honest about the limits</w:t>
       </w:r>
     </w:p>
     <w:p>
@@ -2984,7 +5603,7 @@
         <w:rPr>
           <w:color w:val="1F3A8A"/>
         </w:rPr>
-        <w:t>10. The short version</w:t>
+        <w:t>11. The short version</w:t>
       </w:r>
     </w:p>
     <w:p>
